--- a/docx/Generic/gdpr_compliance.docx
+++ b/docx/Generic/gdpr_compliance.docx
@@ -1080,8 +1080,16 @@
       <w:tblPr>
         <w:tblStyle w:val="Table"/>
         <w:tblW w:type="pct" w:w="5000"/>
-        <w:tblLayout w:type="fixed"/>
+        <w:tblLayout w:type="autofit"/>
         <w:tblLook w:firstRow="1" w:lastRow="0" w:firstColumn="0" w:lastColumn="0" w:noHBand="0" w:noVBand="0" w:val="0020"/>
+        <w:tblBorders>
+          <w:top w:val="single" w:sz="6" w:space="0" w:color="auto"/>
+          <w:left w:val="single" w:sz="6" w:space="0" w:color="auto"/>
+          <w:bottom w:val="single" w:sz="6" w:space="0" w:color="auto"/>
+          <w:right w:val="single" w:sz="6" w:space="0" w:color="auto"/>
+          <w:insideH w:val="single" w:sz="6" w:space="0" w:color="auto"/>
+          <w:insideV w:val="single" w:sz="6" w:space="0" w:color="auto"/>
+        </w:tblBorders>
       </w:tblPr>
       <w:tblGrid>
         <w:gridCol w:w="1528"/>
@@ -1933,6 +1941,7 @@
     <w:bookmarkEnd w:id="26"/>
     <w:bookmarkEnd w:id="27"/>
     <w:sectPr>
+      <w:pgSz w:w="16838" w:h="11906" w:orient="landscape"/>
       <w:footnotePr>
         <w:numRestart w:val="eachSect"/>
       </w:footnotePr>
@@ -2359,6 +2368,7 @@
   <w:docDefaults>
     <w:rPrDefault>
       <w:rPr>
+        <w:color w:val="auto"/>
         <w:rFonts w:asciiTheme="minorHAnsi" w:cstheme="minorBidi" w:eastAsiaTheme="minorEastAsia" w:hAnsiTheme="minorHAnsi"/>
         <w:sz w:val="24"/>
         <w:szCs w:val="24"/>

--- a/docx/Generic/gdpr_compliance.docx
+++ b/docx/Generic/gdpr_compliance.docx
@@ -1080,15 +1080,15 @@
       <w:tblPr>
         <w:tblStyle w:val="Table"/>
         <w:tblW w:type="pct" w:w="5000"/>
-        <w:tblLayout w:type="autofit"/>
+        <w:tblLayout w:type="fixed"/>
         <w:tblLook w:firstRow="1" w:lastRow="0" w:firstColumn="0" w:lastColumn="0" w:noHBand="0" w:noVBand="0" w:val="0020"/>
         <w:tblBorders>
-          <w:top w:val="single" w:sz="6" w:space="0" w:color="auto"/>
-          <w:left w:val="single" w:sz="6" w:space="0" w:color="auto"/>
-          <w:bottom w:val="single" w:sz="6" w:space="0" w:color="auto"/>
-          <w:right w:val="single" w:sz="6" w:space="0" w:color="auto"/>
-          <w:insideH w:val="single" w:sz="6" w:space="0" w:color="auto"/>
-          <w:insideV w:val="single" w:sz="6" w:space="0" w:color="auto"/>
+          <w:top w:val="single" w:sz="6" w:space="0" w:color="808080"/>
+          <w:left w:val="single" w:sz="6" w:space="0" w:color="808080"/>
+          <w:bottom w:val="single" w:sz="6" w:space="0" w:color="808080"/>
+          <w:right w:val="single" w:sz="6" w:space="0" w:color="808080"/>
+          <w:insideH w:val="single" w:sz="6" w:space="0" w:color="808080"/>
+          <w:insideV w:val="single" w:sz="6" w:space="0" w:color="808080"/>
         </w:tblBorders>
       </w:tblPr>
       <w:tblGrid>
@@ -2368,7 +2368,6 @@
   <w:docDefaults>
     <w:rPrDefault>
       <w:rPr>
-        <w:color w:val="auto"/>
         <w:rFonts w:asciiTheme="minorHAnsi" w:cstheme="minorBidi" w:eastAsiaTheme="minorEastAsia" w:hAnsiTheme="minorHAnsi"/>
         <w:sz w:val="24"/>
         <w:szCs w:val="24"/>
@@ -2911,6 +2910,14 @@
         <w:bottom w:type="dxa" w:w="0"/>
         <w:right w:type="dxa" w:w="108"/>
       </w:tblCellMar>
+      <w:tblBorders>
+        <w:top w:color="auto" w:space="0" w:sz="6" w:val="single"/>
+        <w:left w:color="auto" w:space="0" w:sz="6" w:val="single"/>
+        <w:bottom w:color="auto" w:space="0" w:sz="6" w:val="single"/>
+        <w:right w:color="auto" w:space="0" w:sz="6" w:val="single"/>
+        <w:insideH w:color="auto" w:space="0" w:sz="6" w:val="single"/>
+        <w:insideV w:color="auto" w:space="0" w:sz="6" w:val="single"/>
+      </w:tblBorders>
     </w:tblPr>
     <w:tblStylePr w:type="firstRow">
       <w:tcPr>

--- a/docx/Generic/gdpr_compliance.docx
+++ b/docx/Generic/gdpr_compliance.docx
@@ -324,7 +324,7 @@
         <w:pStyle w:val="FirstParagraph"/>
       </w:pPr>
       <w:r>
-        <w:t xml:space="preserve">This document outlines the GDPR (General Data Protection Regulation) compliance measures implemented in the HPE ProLiant Windows Server ISO Automation repository for the EU Bank client.</w:t>
+        <w:t xml:space="preserve">GDPR compliance measures implemented in the HPE ProLiant Windows Server ISO Automation repository for the EU Bank client.</w:t>
       </w:r>
     </w:p>
     <w:bookmarkEnd w:id="10"/>
@@ -335,14 +335,6 @@
       </w:pPr>
       <w:r>
         <w:t xml:space="preserve">Data Protection by Design and Default</w:t>
-      </w:r>
-    </w:p>
-    <w:p>
-      <w:pPr>
-        <w:pStyle w:val="FirstParagraph"/>
-      </w:pPr>
-      <w:r>
-        <w:t xml:space="preserve">The automation pipeline has been designed with data protection principles at its core:</w:t>
       </w:r>
     </w:p>
     <w:bookmarkStart w:id="11" w:name="sec5"/>
@@ -363,37 +355,13 @@
           <w:b/>
           <w:bCs/>
         </w:rPr>
-        <w:t xml:space="preserve">What we collect:</w:t>
-      </w:r>
-      <w:r>
-        <w:t xml:space="preserve"> </w:t>
-      </w:r>
-      <w:r>
-        <w:t xml:space="preserve">- Server hostnames/IPs (technical identifiers, not personal data)</w:t>
-      </w:r>
-      <w:r>
-        <w:t xml:space="preserve"> </w:t>
-      </w:r>
-      <w:r>
-        <w:t xml:space="preserve">- Firmware/driver component names and versions</w:t>
-      </w:r>
-      <w:r>
-        <w:t xml:space="preserve"> </w:t>
-      </w:r>
-      <w:r>
-        <w:t xml:space="preserve">- Windows patch KB numbers and installation status</w:t>
-      </w:r>
-      <w:r>
-        <w:t xml:space="preserve"> </w:t>
-      </w:r>
-      <w:r>
-        <w:t xml:space="preserve">- ISO file checksums and metadata</w:t>
-      </w:r>
-      <w:r>
-        <w:t xml:space="preserve"> </w:t>
-      </w:r>
-      <w:r>
-        <w:t xml:space="preserve">- Build timestamps and success/failure status</w:t>
+        <w:t xml:space="preserve">Collected:</w:t>
+      </w:r>
+      <w:r>
+        <w:t xml:space="preserve"> </w:t>
+      </w:r>
+      <w:r>
+        <w:t xml:space="preserve">Server hostnames/IPs (technical identifiers, not personal data), firmware/driver component names and versions, Windows patch KB numbers and status, ISO checksums and metadata, build timestamps and success/failure status.</w:t>
       </w:r>
     </w:p>
     <w:p>
@@ -405,31 +373,13 @@
           <w:b/>
           <w:bCs/>
         </w:rPr>
-        <w:t xml:space="preserve">What we DO NOT collect:</w:t>
-      </w:r>
-      <w:r>
-        <w:t xml:space="preserve"> </w:t>
-      </w:r>
-      <w:r>
-        <w:t xml:space="preserve">- No user names, emails, or personal identifiers</w:t>
-      </w:r>
-      <w:r>
-        <w:t xml:space="preserve"> </w:t>
-      </w:r>
-      <w:r>
-        <w:t xml:space="preserve">- No end-user data from Windows installations</w:t>
-      </w:r>
-      <w:r>
-        <w:t xml:space="preserve"> </w:t>
-      </w:r>
-      <w:r>
-        <w:t xml:space="preserve">- No application data from target servers</w:t>
-      </w:r>
-      <w:r>
-        <w:t xml:space="preserve"> </w:t>
-      </w:r>
-      <w:r>
-        <w:t xml:space="preserve">- No network traffic content</w:t>
+        <w:t xml:space="preserve">Not collected:</w:t>
+      </w:r>
+      <w:r>
+        <w:t xml:space="preserve"> </w:t>
+      </w:r>
+      <w:r>
+        <w:t xml:space="preserve">User names, emails, or personal identifiers; end-user data from Windows installations; application data from target servers; network traffic content.</w:t>
       </w:r>
     </w:p>
     <w:bookmarkEnd w:id="11"/>
@@ -447,39 +397,7 @@
         <w:pStyle w:val="FirstParagraph"/>
       </w:pPr>
       <w:r>
-        <w:t xml:space="preserve">All data collected is used solely for:</w:t>
-      </w:r>
-      <w:r>
-        <w:t xml:space="preserve"> </w:t>
-      </w:r>
-      <w:r>
-        <w:t xml:space="preserve">- Building and deploying customized Windows Server ISOs</w:t>
-      </w:r>
-      <w:r>
-        <w:t xml:space="preserve"> </w:t>
-      </w:r>
-      <w:r>
-        <w:t xml:space="preserve">- Monitoring installation progress</w:t>
-      </w:r>
-      <w:r>
-        <w:t xml:space="preserve"> </w:t>
-      </w:r>
-      <w:r>
-        <w:t xml:space="preserve">- Reporting compliance and vulnerability status</w:t>
-      </w:r>
-      <w:r>
-        <w:t xml:space="preserve"> </w:t>
-      </w:r>
-      <w:r>
-        <w:t xml:space="preserve">- Auditing and troubleshooting the automation pipeline</w:t>
-      </w:r>
-    </w:p>
-    <w:p>
-      <w:pPr>
-        <w:pStyle w:val="BodyText"/>
-      </w:pPr>
-      <w:r>
-        <w:t xml:space="preserve">Data is not repurposed for marketing, profiling, or unrelated analytics.</w:t>
+        <w:t xml:space="preserve">Data is used solely for: building and deploying customized Windows Server ISOs; monitoring installation progress; reporting compliance and vulnerability status; auditing and troubleshooting the automation pipeline. Not repurposed for marketing, profiling, or unrelated analytics.</w:t>
       </w:r>
     </w:p>
     <w:bookmarkEnd w:id="12"/>
@@ -494,238 +412,184 @@
     </w:p>
     <w:p>
       <w:pPr>
+        <w:pStyle w:val="Compact"/>
+        <w:numPr>
+          <w:ilvl w:val="0"/>
+          <w:numId w:val="1003"/>
+        </w:numPr>
+      </w:pPr>
+      <w:r>
+        <w:t xml:space="preserve">Build logs (JSON): 30 days in CI workspace, then purged</w:t>
+      </w:r>
+    </w:p>
+    <w:p>
+      <w:pPr>
+        <w:pStyle w:val="Compact"/>
+        <w:numPr>
+          <w:ilvl w:val="0"/>
+          <w:numId w:val="1003"/>
+        </w:numPr>
+      </w:pPr>
+      <w:r>
+        <w:t xml:space="preserve">Build records: as configured by CI admin (typically 90 days)</w:t>
+      </w:r>
+    </w:p>
+    <w:p>
+      <w:pPr>
+        <w:pStyle w:val="Compact"/>
+        <w:numPr>
+          <w:ilvl w:val="0"/>
+          <w:numId w:val="1003"/>
+        </w:numPr>
+      </w:pPr>
+      <w:r>
+        <w:t xml:space="preserve">Audit reports: archived monthly to secure, access-controlled storage for 7 years</w:t>
+      </w:r>
+    </w:p>
+    <w:p>
+      <w:pPr>
+        <w:pStyle w:val="Compact"/>
+        <w:numPr>
+          <w:ilvl w:val="0"/>
+          <w:numId w:val="1003"/>
+        </w:numPr>
+      </w:pPr>
+      <w:r>
+        <w:t xml:space="preserve">Docker image layers: no logs or sensitive data embedded</w:t>
+      </w:r>
+    </w:p>
+    <w:p>
+      <w:pPr>
         <w:pStyle w:val="FirstParagraph"/>
       </w:pPr>
+      <w:r>
+        <w:t xml:space="preserve">All logs and artifacts stored within the EU region. No cross-border transfers outside the EEA without Standard Contractual Clauses.</w:t>
+      </w:r>
+    </w:p>
+    <w:bookmarkEnd w:id="13"/>
+    <w:bookmarkStart w:id="14" w:name="sec8"/>
+    <w:p>
+      <w:pPr>
+        <w:pStyle w:val="Heading3"/>
+      </w:pPr>
+      <w:r>
+        <w:t xml:space="preserve">4. Integrity &amp; Confidentiality (Article 5(1)(f))</w:t>
+      </w:r>
+    </w:p>
+    <w:p>
+      <w:pPr>
+        <w:pStyle w:val="Compact"/>
+        <w:numPr>
+          <w:ilvl w:val="0"/>
+          <w:numId w:val="1004"/>
+        </w:numPr>
+      </w:pPr>
+      <w:r>
+        <w:t xml:space="preserve">Credentials stored in CI Credentials Store (encrypted)</w:t>
+      </w:r>
+    </w:p>
+    <w:p>
+      <w:pPr>
+        <w:pStyle w:val="Compact"/>
+        <w:numPr>
+          <w:ilvl w:val="0"/>
+          <w:numId w:val="1004"/>
+        </w:numPr>
+      </w:pPr>
+      <w:r>
+        <w:t xml:space="preserve">Audit logs write-once, append-only (tamper-evident)</w:t>
+      </w:r>
+    </w:p>
+    <w:p>
+      <w:pPr>
+        <w:pStyle w:val="Compact"/>
+        <w:numPr>
+          <w:ilvl w:val="0"/>
+          <w:numId w:val="1004"/>
+        </w:numPr>
+      </w:pPr>
+      <w:r>
+        <w:t xml:space="preserve">Docker images built with non-root user (</w:t>
+      </w:r>
+      <w:r>
+        <w:rPr>
+          <w:rStyle w:val="VerbatimChar"/>
+        </w:rPr>
+        <w:t xml:space="preserve">appuser</w:t>
+      </w:r>
+      <w:r>
+        <w:t xml:space="preserve">)</w:t>
+      </w:r>
+    </w:p>
+    <w:p>
+      <w:pPr>
+        <w:pStyle w:val="Compact"/>
+        <w:numPr>
+          <w:ilvl w:val="0"/>
+          <w:numId w:val="1004"/>
+        </w:numPr>
+      </w:pPr>
+      <w:r>
+        <w:t xml:space="preserve">Network communications use TLS 1.3 (HTTPS to HPE, OpsRamp)</w:t>
+      </w:r>
+    </w:p>
+    <w:p>
+      <w:pPr>
+        <w:pStyle w:val="Compact"/>
+        <w:numPr>
+          <w:ilvl w:val="0"/>
+          <w:numId w:val="1004"/>
+        </w:numPr>
+      </w:pPr>
+      <w:r>
+        <w:t xml:space="preserve">Each build runs in an isolated workspace</w:t>
+      </w:r>
+    </w:p>
+    <w:p>
+      <w:pPr>
+        <w:pStyle w:val="Compact"/>
+        <w:numPr>
+          <w:ilvl w:val="0"/>
+          <w:numId w:val="1004"/>
+        </w:numPr>
+      </w:pPr>
+      <w:r>
+        <w:t xml:space="preserve">CI agents run with least-privilege service accounts</w:t>
+      </w:r>
+    </w:p>
+    <w:bookmarkEnd w:id="14"/>
+    <w:bookmarkEnd w:id="15"/>
+    <w:bookmarkStart w:id="16" w:name="sec9"/>
+    <w:p>
+      <w:pPr>
+        <w:pStyle w:val="Heading2"/>
+      </w:pPr>
+      <w:r>
+        <w:t xml:space="preserve">Personal Data Processing</w:t>
+      </w:r>
+    </w:p>
+    <w:p>
+      <w:pPr>
+        <w:pStyle w:val="FirstParagraph"/>
+      </w:pPr>
+      <w:r>
+        <w:t xml:space="preserve">Personal data = any information relating to an identified or identifiable natural person. This automation processes</w:t>
+      </w:r>
+      <w:r>
+        <w:t xml:space="preserve"> </w:t>
+      </w:r>
       <w:r>
         <w:rPr>
           <w:b/>
           <w:bCs/>
         </w:rPr>
-        <w:t xml:space="preserve">Retention periods:</w:t>
-      </w:r>
-      <w:r>
-        <w:t xml:space="preserve"> </w:t>
-      </w:r>
-      <w:r>
-        <w:t xml:space="preserve">- Build logs (JSON): 30 days in CI workspace, then automatically purged</w:t>
-      </w:r>
-      <w:r>
-        <w:t xml:space="preserve"> </w:t>
-      </w:r>
-      <w:r>
-        <w:t xml:space="preserve">- Build records: As configured by CI admin (typically 90 days)</w:t>
-      </w:r>
-      <w:r>
-        <w:t xml:space="preserve"> </w:t>
-      </w:r>
-      <w:r>
-        <w:t xml:space="preserve">- Audit reports: Archived monthly to secure, access-controlled storage for 7 years (compliance requirement)</w:t>
-      </w:r>
-      <w:r>
-        <w:t xml:space="preserve"> </w:t>
-      </w:r>
-      <w:r>
-        <w:t xml:space="preserve">- Docker image layers: No logs or sensitive data embedded in images</w:t>
-      </w:r>
-    </w:p>
-    <w:p>
-      <w:pPr>
-        <w:pStyle w:val="BodyText"/>
-      </w:pPr>
-      <w:r>
-        <w:rPr>
-          <w:b/>
-          <w:bCs/>
-        </w:rPr>
-        <w:t xml:space="preserve">Data location:</w:t>
-      </w:r>
-      <w:r>
-        <w:t xml:space="preserve"> </w:t>
-      </w:r>
-      <w:r>
-        <w:t xml:space="preserve">- All logs and artifacts stored within the EU region (data residency requirement)</w:t>
-      </w:r>
-      <w:r>
-        <w:t xml:space="preserve"> </w:t>
-      </w:r>
-      <w:r>
-        <w:t xml:space="preserve">- CI master/agent nodes configured with EU-based storage</w:t>
-      </w:r>
-      <w:r>
-        <w:t xml:space="preserve"> </w:t>
-      </w:r>
-      <w:r>
-        <w:t xml:space="preserve">- No cross-border data transfers outside EEA without appropriate safeguards (Standard Contractual Clauses)</w:t>
-      </w:r>
-    </w:p>
-    <w:bookmarkEnd w:id="13"/>
-    <w:bookmarkStart w:id="14" w:name="sec8"/>
-    <w:p>
-      <w:pPr>
-        <w:pStyle w:val="Heading3"/>
-      </w:pPr>
-      <w:r>
-        <w:t xml:space="preserve">4. Integrity &amp; Confidentiality (Article 5(1)(f))</w:t>
-      </w:r>
-    </w:p>
-    <w:p>
-      <w:pPr>
-        <w:pStyle w:val="FirstParagraph"/>
-      </w:pPr>
-      <w:r>
-        <w:rPr>
-          <w:b/>
-          <w:bCs/>
-        </w:rPr>
-        <w:t xml:space="preserve">Security measures:</w:t>
-      </w:r>
-      <w:r>
-        <w:t xml:space="preserve"> </w:t>
-      </w:r>
-      <w:r>
-        <w:t xml:space="preserve">- Credentials stored in CI Credentials Store (encrypted)</w:t>
-      </w:r>
-      <w:r>
-        <w:t xml:space="preserve"> </w:t>
-      </w:r>
-      <w:r>
-        <w:t xml:space="preserve">- Audit logs write-once, append-only (tamper-evident)</w:t>
-      </w:r>
-      <w:r>
-        <w:t xml:space="preserve"> </w:t>
-      </w:r>
-      <w:r>
-        <w:t xml:space="preserve">- Docker images built with non-root user (</w:t>
-      </w:r>
-      <w:r>
-        <w:rPr>
-          <w:rStyle w:val="VerbatimChar"/>
-        </w:rPr>
-        <w:t xml:space="preserve">appuser</w:t>
-      </w:r>
-      <w:r>
-        <w:t xml:space="preserve">)</w:t>
-      </w:r>
-      <w:r>
-        <w:t xml:space="preserve"> </w:t>
-      </w:r>
-      <w:r>
-        <w:t xml:space="preserve">- Network communications use TLS 1.3 (HTTPS to HPE, OpsRamp)</w:t>
-      </w:r>
-      <w:r>
-        <w:t xml:space="preserve"> </w:t>
-      </w:r>
-      <w:r>
-        <w:t xml:space="preserve">- Container isolation: Each build runs in isolated workspace</w:t>
-      </w:r>
-      <w:r>
-        <w:t xml:space="preserve"> </w:t>
-      </w:r>
-      <w:r>
-        <w:t xml:space="preserve">- Access controls: CI agents run with least-privilege service accounts</w:t>
-      </w:r>
-    </w:p>
-    <w:bookmarkEnd w:id="14"/>
-    <w:bookmarkEnd w:id="15"/>
-    <w:bookmarkStart w:id="16" w:name="sec9"/>
-    <w:p>
-      <w:pPr>
-        <w:pStyle w:val="Heading2"/>
-      </w:pPr>
-      <w:r>
-        <w:t xml:space="preserve">Personal Data Processing</w:t>
-      </w:r>
-    </w:p>
-    <w:p>
-      <w:pPr>
-        <w:pStyle w:val="FirstParagraph"/>
-      </w:pPr>
-      <w:r>
-        <w:rPr>
-          <w:b/>
-          <w:bCs/>
-        </w:rPr>
-        <w:t xml:space="preserve">Definition:</w:t>
-      </w:r>
-      <w:r>
-        <w:t xml:space="preserve"> </w:t>
-      </w:r>
-      <w:r>
-        <w:t xml:space="preserve">Personal data = any information relating to an identified or identifiable natural person.</w:t>
-      </w:r>
-    </w:p>
-    <w:p>
-      <w:pPr>
-        <w:pStyle w:val="BodyText"/>
-      </w:pPr>
-      <w:r>
-        <w:rPr>
-          <w:b/>
-          <w:bCs/>
-        </w:rPr>
-        <w:t xml:space="preserve">Our assessment:</w:t>
-      </w:r>
-      <w:r>
-        <w:t xml:space="preserve"> </w:t>
-      </w:r>
-      <w:r>
-        <w:t xml:space="preserve">This automation processes NO personal data. Server hostnames (e.g.,</w:t>
-      </w:r>
-      <w:r>
-        <w:t xml:space="preserve"> </w:t>
-      </w:r>
-      <w:r>
-        <w:rPr>
-          <w:rStyle w:val="VerbatimChar"/>
-        </w:rPr>
-        <w:t xml:space="preserve">server1.example.com</w:t>
-      </w:r>
-      <w:r>
-        <w:t xml:space="preserve">) are technical identifiers, not personal data, unless explicitly configured to contain personal information (which we explicitly prohibit).</w:t>
-      </w:r>
-    </w:p>
-    <w:p>
-      <w:pPr>
-        <w:pStyle w:val="BodyText"/>
-      </w:pPr>
-      <w:r>
-        <w:rPr>
-          <w:b/>
-          <w:bCs/>
-        </w:rPr>
-        <w:t xml:space="preserve">If personal data were present</w:t>
-      </w:r>
-      <w:r>
-        <w:t xml:space="preserve"> </w:t>
-      </w:r>
-      <w:r>
-        <w:t xml:space="preserve">(e.g., if a server name were a person’s name):</w:t>
-      </w:r>
-      <w:r>
-        <w:t xml:space="preserve"> </w:t>
-      </w:r>
-      <w:r>
-        <w:t xml:space="preserve">- We would not store it longer than necessary for build/deployment</w:t>
-      </w:r>
-      <w:r>
-        <w:t xml:space="preserve"> </w:t>
-      </w:r>
-      <w:r>
-        <w:t xml:space="preserve">- We would encrypt it at rest and in transit</w:t>
-      </w:r>
-      <w:r>
-        <w:t xml:space="preserve"> </w:t>
-      </w:r>
-      <w:r>
-        <w:t xml:space="preserve">- We would provide mechanisms for data subject access requests (DSARs)</w:t>
-      </w:r>
-    </w:p>
-    <w:p>
-      <w:pPr>
-        <w:pStyle w:val="BodyText"/>
-      </w:pPr>
-      <w:r>
-        <w:t xml:space="preserve">Since we process zero personal data, most GDPR obligations (data subject rights, consent, etc.) do not apply.</w:t>
+        <w:t xml:space="preserve">NO</w:t>
+      </w:r>
+      <w:r>
+        <w:t xml:space="preserve"> </w:t>
+      </w:r>
+      <w:r>
+        <w:t xml:space="preserve">personal data; server hostnames are technical identifiers unless explicitly configured otherwise (which is prohibited). Since zero personal data is processed, most GDPR obligations (data subject rights, consent) do not apply.</w:t>
       </w:r>
     </w:p>
     <w:bookmarkEnd w:id="16"/>
@@ -743,69 +607,7 @@
         <w:pStyle w:val="FirstParagraph"/>
       </w:pPr>
       <w:r>
-        <w:rPr>
-          <w:b/>
-          <w:bCs/>
-        </w:rPr>
-        <w:t xml:space="preserve">Basis:</w:t>
-      </w:r>
-      <w:r>
-        <w:t xml:space="preserve"> </w:t>
-      </w:r>
-      <w:r>
-        <w:t xml:space="preserve">Processing is necessary for the performance of a task carried out in the public interest or in the exercise of official authority (Article 6(1)(e)) OR for the purposes of legitimate interests pursued by the controller (Article 6(1)(f)).</w:t>
-      </w:r>
-    </w:p>
-    <w:p>
-      <w:pPr>
-        <w:pStyle w:val="BodyText"/>
-      </w:pPr>
-      <w:r>
-        <w:t xml:space="preserve">Specifically:</w:t>
-      </w:r>
-      <w:r>
-        <w:t xml:space="preserve"> </w:t>
-      </w:r>
-      <w:r>
-        <w:t xml:space="preserve">-</w:t>
-      </w:r>
-      <w:r>
-        <w:t xml:space="preserve"> </w:t>
-      </w:r>
-      <w:r>
-        <w:rPr>
-          <w:b/>
-          <w:bCs/>
-        </w:rPr>
-        <w:t xml:space="preserve">Legitimate interest:</w:t>
-      </w:r>
-      <w:r>
-        <w:t xml:space="preserve"> </w:t>
-      </w:r>
-      <w:r>
-        <w:t xml:space="preserve">The Bank has a legitimate interest in automating server provisioning to ensure security, compliance, and operational efficiency.</w:t>
-      </w:r>
-      <w:r>
-        <w:t xml:space="preserve"> </w:t>
-      </w:r>
-      <w:r>
-        <w:t xml:space="preserve">-</w:t>
-      </w:r>
-      <w:r>
-        <w:t xml:space="preserve"> </w:t>
-      </w:r>
-      <w:r>
-        <w:rPr>
-          <w:b/>
-          <w:bCs/>
-        </w:rPr>
-        <w:t xml:space="preserve">Contractual necessity:</w:t>
-      </w:r>
-      <w:r>
-        <w:t xml:space="preserve"> </w:t>
-      </w:r>
-      <w:r>
-        <w:t xml:space="preserve">Automation is required by the Bank’s IT infrastructure contracts and service level agreements.</w:t>
+        <w:t xml:space="preserve">Processing is necessary for a task in the public interest / exercise of official authority (Article 6(1)(e)) or for the controller’s legitimate interests (Article 6(1)(f)): the Bank has a legitimate interest in automating server provisioning for security, compliance, and operational efficiency, and it is required by IT infrastructure contracts and SLAs.</w:t>
       </w:r>
     </w:p>
     <w:bookmarkEnd w:id="17"/>
@@ -823,7 +625,7 @@
         <w:pStyle w:val="FirstParagraph"/>
       </w:pPr>
       <w:r>
-        <w:t xml:space="preserve">As this system does not process personal data, data subject rights (access, rectification, erasure, restriction, portability, objection) are not applicable. However, the Bank’s Data Protection Officer (DPO) may request audit logs and data processing records at any time.</w:t>
+        <w:t xml:space="preserve">Not applicable, as no personal data is processed. The Bank’s DPO may request audit logs and processing records at any time.</w:t>
       </w:r>
     </w:p>
     <w:bookmarkEnd w:id="18"/>
@@ -841,17 +643,7 @@
         <w:pStyle w:val="FirstParagraph"/>
       </w:pPr>
       <w:r>
-        <w:rPr>
-          <w:b/>
-          <w:bCs/>
-        </w:rPr>
-        <w:t xml:space="preserve">Screening:</w:t>
-      </w:r>
-      <w:r>
-        <w:t xml:space="preserve"> </w:t>
-      </w:r>
-      <w:r>
-        <w:t xml:space="preserve">Completed - This processing is</w:t>
+        <w:t xml:space="preserve">Screening completed — processing is</w:t>
       </w:r>
       <w:r>
         <w:t xml:space="preserve"> </w:t>
@@ -867,43 +659,7 @@
         <w:t xml:space="preserve"> </w:t>
       </w:r>
       <w:r>
-        <w:t xml:space="preserve">likely to result in a high risk to individuals’ rights and freedoms, because:</w:t>
-      </w:r>
-      <w:r>
-        <w:t xml:space="preserve"> </w:t>
-      </w:r>
-      <w:r>
-        <w:t xml:space="preserve">1. No personal data is processed</w:t>
-      </w:r>
-      <w:r>
-        <w:t xml:space="preserve"> </w:t>
-      </w:r>
-      <w:r>
-        <w:t xml:space="preserve">2. The automation affects infrastructure, not individuals directly</w:t>
-      </w:r>
-      <w:r>
-        <w:t xml:space="preserve"> </w:t>
-      </w:r>
-      <w:r>
-        <w:t xml:space="preserve">3. Security measures are robust</w:t>
-      </w:r>
-    </w:p>
-    <w:p>
-      <w:pPr>
-        <w:pStyle w:val="BodyText"/>
-      </w:pPr>
-      <w:r>
-        <w:rPr>
-          <w:b/>
-          <w:bCs/>
-        </w:rPr>
-        <w:t xml:space="preserve">Conclusion:</w:t>
-      </w:r>
-      <w:r>
-        <w:t xml:space="preserve"> </w:t>
-      </w:r>
-      <w:r>
-        <w:t xml:space="preserve">Full DPIA not required, but this statement serves as documentation of the assessment.</w:t>
+        <w:t xml:space="preserve">likely to result in high risk: no personal data is processed, the automation affects infrastructure not individuals, and security measures are robust. Full DPIA not required; this statement serves as the assessment record.</w:t>
       </w:r>
     </w:p>
     <w:bookmarkEnd w:id="19"/>
@@ -918,20 +674,12 @@
     </w:p>
     <w:p>
       <w:pPr>
-        <w:pStyle w:val="FirstParagraph"/>
-      </w:pPr>
-      <w:r>
-        <w:t xml:space="preserve">In the unlikely event of a breach involving this automation:</w:t>
-      </w:r>
-      <w:r>
-        <w:t xml:space="preserve"> </w:t>
-      </w:r>
-      <w:r>
-        <w:t xml:space="preserve">-</w:t>
-      </w:r>
-      <w:r>
-        <w:t xml:space="preserve"> </w:t>
-      </w:r>
+        <w:pStyle w:val="Compact"/>
+        <w:numPr>
+          <w:ilvl w:val="0"/>
+          <w:numId w:val="1005"/>
+        </w:numPr>
+      </w:pPr>
       <w:r>
         <w:rPr>
           <w:b/>
@@ -945,15 +693,15 @@
       <w:r>
         <w:t xml:space="preserve">CI security logs and audit trails</w:t>
       </w:r>
-      <w:r>
-        <w:t xml:space="preserve"> </w:t>
-      </w:r>
-      <w:r>
-        <w:t xml:space="preserve">-</w:t>
-      </w:r>
-      <w:r>
-        <w:t xml:space="preserve"> </w:t>
-      </w:r>
+    </w:p>
+    <w:p>
+      <w:pPr>
+        <w:pStyle w:val="Compact"/>
+        <w:numPr>
+          <w:ilvl w:val="0"/>
+          <w:numId w:val="1005"/>
+        </w:numPr>
+      </w:pPr>
       <w:r>
         <w:rPr>
           <w:b/>
@@ -965,17 +713,17 @@
         <w:t xml:space="preserve"> </w:t>
       </w:r>
       <w:r>
-        <w:t xml:space="preserve">Report to Bank CIRT within 1 hour of discovery</w:t>
-      </w:r>
-      <w:r>
-        <w:t xml:space="preserve"> </w:t>
-      </w:r>
-      <w:r>
-        <w:t xml:space="preserve">-</w:t>
-      </w:r>
-      <w:r>
-        <w:t xml:space="preserve"> </w:t>
-      </w:r>
+        <w:t xml:space="preserve">report to Bank CIRT within 1 hour of discovery</w:t>
+      </w:r>
+    </w:p>
+    <w:p>
+      <w:pPr>
+        <w:pStyle w:val="Compact"/>
+        <w:numPr>
+          <w:ilvl w:val="0"/>
+          <w:numId w:val="1005"/>
+        </w:numPr>
+      </w:pPr>
       <w:r>
         <w:rPr>
           <w:b/>
@@ -987,37 +735,15 @@
         <w:t xml:space="preserve"> </w:t>
       </w:r>
       <w:r>
-        <w:t xml:space="preserve">CIRT will assess if personal data was impacted and notify supervisory authority within 72 hours if required</w:t>
-      </w:r>
-    </w:p>
-    <w:p>
-      <w:pPr>
-        <w:pStyle w:val="BodyText"/>
-      </w:pPr>
-      <w:r>
-        <w:rPr>
-          <w:b/>
-          <w:bCs/>
-        </w:rPr>
-        <w:t xml:space="preserve">Breach scenarios covered:</w:t>
-      </w:r>
-      <w:r>
-        <w:t xml:space="preserve"> </w:t>
-      </w:r>
-      <w:r>
-        <w:t xml:space="preserve">- Unauthorized access to CI credentials (affects pipeline integrity)</w:t>
-      </w:r>
-      <w:r>
-        <w:t xml:space="preserve"> </w:t>
-      </w:r>
-      <w:r>
-        <w:t xml:space="preserve">- Container escape compromising host or other builds</w:t>
-      </w:r>
-      <w:r>
-        <w:t xml:space="preserve"> </w:t>
-      </w:r>
-      <w:r>
-        <w:t xml:space="preserve">- Log injection attacks (unlikely given non-personal data)</w:t>
+        <w:t xml:space="preserve">CIRT assesses personal-data impact and notifies the supervisory authority within 72 hours if required</w:t>
+      </w:r>
+    </w:p>
+    <w:p>
+      <w:pPr>
+        <w:pStyle w:val="FirstParagraph"/>
+      </w:pPr>
+      <w:r>
+        <w:t xml:space="preserve">Scenarios covered: unauthorized access to CI credentials; container escape compromising host or other builds; log injection (unlikely given non-personal data).</w:t>
       </w:r>
     </w:p>
     <w:bookmarkEnd w:id="20"/>
@@ -1035,31 +761,31 @@
         <w:pStyle w:val="Compact"/>
         <w:numPr>
           <w:ilvl w:val="0"/>
-          <w:numId w:val="1003"/>
-        </w:numPr>
-      </w:pPr>
-      <w:r>
-        <w:t xml:space="preserve">All infrastructure (CI agents, Docker hosts, storage) resides within the European Economic Area (EEA)</w:t>
-      </w:r>
-    </w:p>
-    <w:p>
-      <w:pPr>
-        <w:pStyle w:val="Compact"/>
-        <w:numPr>
-          <w:ilvl w:val="0"/>
-          <w:numId w:val="1003"/>
-        </w:numPr>
-      </w:pPr>
-      <w:r>
-        <w:t xml:space="preserve">External APIs (HPE, OpsRamp) may process data outside EEA; ensure they have adequacy decisions or SCCs in place</w:t>
-      </w:r>
-    </w:p>
-    <w:p>
-      <w:pPr>
-        <w:pStyle w:val="Compact"/>
-        <w:numPr>
-          <w:ilvl w:val="0"/>
-          <w:numId w:val="1003"/>
+          <w:numId w:val="1006"/>
+        </w:numPr>
+      </w:pPr>
+      <w:r>
+        <w:t xml:space="preserve">All infrastructure (CI agents, Docker hosts, storage) resides within the EEA</w:t>
+      </w:r>
+    </w:p>
+    <w:p>
+      <w:pPr>
+        <w:pStyle w:val="Compact"/>
+        <w:numPr>
+          <w:ilvl w:val="0"/>
+          <w:numId w:val="1006"/>
+        </w:numPr>
+      </w:pPr>
+      <w:r>
+        <w:t xml:space="preserve">External APIs (HPE, OpsRamp) may process data outside the EEA; ensure adequacy decisions or SCCs</w:t>
+      </w:r>
+    </w:p>
+    <w:p>
+      <w:pPr>
+        <w:pStyle w:val="Compact"/>
+        <w:numPr>
+          <w:ilvl w:val="0"/>
+          <w:numId w:val="1006"/>
         </w:numPr>
       </w:pPr>
       <w:r>
@@ -1392,7 +1118,7 @@
         <w:pStyle w:val="BodyText"/>
       </w:pPr>
       <w:r>
-        <w:t xml:space="preserve">All processors must comply with Bank’s third-party risk management requirements.</w:t>
+        <w:t xml:space="preserve">All processors must comply with the Bank’s third-party risk management requirements.</w:t>
       </w:r>
     </w:p>
     <w:bookmarkEnd w:id="22"/>
@@ -1407,40 +1133,62 @@
     </w:p>
     <w:p>
       <w:pPr>
-        <w:pStyle w:val="FirstParagraph"/>
-      </w:pPr>
-      <w:r>
-        <w:t xml:space="preserve">The Bank (as data controller) is responsible for:</w:t>
-      </w:r>
-      <w:r>
-        <w:t xml:space="preserve"> </w:t>
-      </w:r>
-      <w:r>
-        <w:t xml:space="preserve">- Determining that this automation does not process personal data (confirmed)</w:t>
-      </w:r>
-      <w:r>
-        <w:t xml:space="preserve"> </w:t>
-      </w:r>
-      <w:r>
-        <w:t xml:space="preserve">- Ensuring CI credentials are rotated regularly (90 days)</w:t>
-      </w:r>
-      <w:r>
-        <w:t xml:space="preserve"> </w:t>
-      </w:r>
-      <w:r>
-        <w:t xml:space="preserve">- Reviewing audit logs weekly for anomalies</w:t>
-      </w:r>
-      <w:r>
-        <w:t xml:space="preserve"> </w:t>
-      </w:r>
-      <w:r>
-        <w:t xml:space="preserve">- Maintaining documentation of this assessment</w:t>
-      </w:r>
-      <w:r>
-        <w:t xml:space="preserve"> </w:t>
-      </w:r>
-      <w:r>
-        <w:t xml:space="preserve">- Responding to DPO inquiries</w:t>
+        <w:pStyle w:val="Compact"/>
+        <w:numPr>
+          <w:ilvl w:val="0"/>
+          <w:numId w:val="1007"/>
+        </w:numPr>
+      </w:pPr>
+      <w:r>
+        <w:t xml:space="preserve">Confirm this automation does not process personal data</w:t>
+      </w:r>
+    </w:p>
+    <w:p>
+      <w:pPr>
+        <w:pStyle w:val="Compact"/>
+        <w:numPr>
+          <w:ilvl w:val="0"/>
+          <w:numId w:val="1007"/>
+        </w:numPr>
+      </w:pPr>
+      <w:r>
+        <w:t xml:space="preserve">Rotate CI credentials regularly (90 days)</w:t>
+      </w:r>
+    </w:p>
+    <w:p>
+      <w:pPr>
+        <w:pStyle w:val="Compact"/>
+        <w:numPr>
+          <w:ilvl w:val="0"/>
+          <w:numId w:val="1007"/>
+        </w:numPr>
+      </w:pPr>
+      <w:r>
+        <w:t xml:space="preserve">Review audit logs weekly for anomalies</w:t>
+      </w:r>
+    </w:p>
+    <w:p>
+      <w:pPr>
+        <w:pStyle w:val="Compact"/>
+        <w:numPr>
+          <w:ilvl w:val="0"/>
+          <w:numId w:val="1007"/>
+        </w:numPr>
+      </w:pPr>
+      <w:r>
+        <w:t xml:space="preserve">Maintain this assessment documentation</w:t>
+      </w:r>
+    </w:p>
+    <w:p>
+      <w:pPr>
+        <w:pStyle w:val="Compact"/>
+        <w:numPr>
+          <w:ilvl w:val="0"/>
+          <w:numId w:val="1007"/>
+        </w:numPr>
+      </w:pPr>
+      <w:r>
+        <w:t xml:space="preserve">Respond to DPO inquiries</w:t>
       </w:r>
     </w:p>
     <w:bookmarkEnd w:id="23"/>
@@ -1458,25 +1206,7 @@
         <w:pStyle w:val="FirstParagraph"/>
       </w:pPr>
       <w:r>
-        <w:rPr>
-          <w:b/>
-          <w:bCs/>
-        </w:rPr>
-        <w:t xml:space="preserve">Article 30</w:t>
-      </w:r>
-      <w:r>
-        <w:t xml:space="preserve"> </w:t>
-      </w:r>
-      <w:r>
-        <w:t xml:space="preserve">requires controllers to maintain records of processing activities.</w:t>
-      </w:r>
-    </w:p>
-    <w:p>
-      <w:pPr>
-        <w:pStyle w:val="BodyText"/>
-      </w:pPr>
-      <w:r>
-        <w:t xml:space="preserve">Entry for this system:</w:t>
+        <w:t xml:space="preserve">Article 30 record:</w:t>
       </w:r>
       <w:r>
         <w:t xml:space="preserve"> </w:t>
@@ -1586,7 +1316,7 @@
         <w:t xml:space="preserve"> </w:t>
       </w:r>
       <w:r>
-        <w:t xml:space="preserve">As described above</w:t>
+        <w:t xml:space="preserve">as described above</w:t>
       </w:r>
       <w:r>
         <w:t xml:space="preserve"> </w:t>
@@ -1608,7 +1338,7 @@
         <w:t xml:space="preserve"> </w:t>
       </w:r>
       <w:r>
-        <w:t xml:space="preserve">To HPE, OpsRamp (non-EEA possible), see table above</w:t>
+        <w:t xml:space="preserve">to HPE, OpsRamp (non-EEA possible)</w:t>
       </w:r>
       <w:r>
         <w:t xml:space="preserve"> </w:t>
@@ -1648,7 +1378,7 @@
         <w:pStyle w:val="Compact"/>
         <w:numPr>
           <w:ilvl w:val="0"/>
-          <w:numId w:val="1004"/>
+          <w:numId w:val="1008"/>
         </w:numPr>
       </w:pPr>
       <w:r>
@@ -1660,7 +1390,7 @@
         <w:pStyle w:val="Compact"/>
         <w:numPr>
           <w:ilvl w:val="0"/>
-          <w:numId w:val="1005"/>
+          <w:numId w:val="1009"/>
         </w:numPr>
       </w:pPr>
       <w:r>
@@ -1672,7 +1402,7 @@
         <w:pStyle w:val="Compact"/>
         <w:numPr>
           <w:ilvl w:val="0"/>
-          <w:numId w:val="1006"/>
+          <w:numId w:val="1010"/>
         </w:numPr>
       </w:pPr>
       <w:r>
@@ -1684,7 +1414,7 @@
         <w:pStyle w:val="Compact"/>
         <w:numPr>
           <w:ilvl w:val="0"/>
-          <w:numId w:val="1007"/>
+          <w:numId w:val="1011"/>
         </w:numPr>
       </w:pPr>
       <w:r>
@@ -1696,7 +1426,7 @@
         <w:pStyle w:val="Compact"/>
         <w:numPr>
           <w:ilvl w:val="0"/>
-          <w:numId w:val="1008"/>
+          <w:numId w:val="1012"/>
         </w:numPr>
       </w:pPr>
       <w:r>
@@ -1708,7 +1438,7 @@
         <w:pStyle w:val="Compact"/>
         <w:numPr>
           <w:ilvl w:val="0"/>
-          <w:numId w:val="1009"/>
+          <w:numId w:val="1013"/>
         </w:numPr>
       </w:pPr>
       <w:r>
@@ -1729,7 +1459,7 @@
         <w:pStyle w:val="Compact"/>
         <w:numPr>
           <w:ilvl w:val="0"/>
-          <w:numId w:val="1010"/>
+          <w:numId w:val="1014"/>
         </w:numPr>
       </w:pPr>
       <w:r>
@@ -1750,7 +1480,7 @@
         <w:pStyle w:val="Compact"/>
         <w:numPr>
           <w:ilvl w:val="0"/>
-          <w:numId w:val="1011"/>
+          <w:numId w:val="1015"/>
         </w:numPr>
       </w:pPr>
       <w:r>
@@ -1762,7 +1492,7 @@
         <w:pStyle w:val="Compact"/>
         <w:numPr>
           <w:ilvl w:val="0"/>
-          <w:numId w:val="1012"/>
+          <w:numId w:val="1016"/>
         </w:numPr>
       </w:pPr>
       <w:r>
@@ -1774,7 +1504,7 @@
         <w:pStyle w:val="Compact"/>
         <w:numPr>
           <w:ilvl w:val="0"/>
-          <w:numId w:val="1013"/>
+          <w:numId w:val="1017"/>
         </w:numPr>
       </w:pPr>
       <w:r>
@@ -1786,7 +1516,7 @@
         <w:pStyle w:val="Compact"/>
         <w:numPr>
           <w:ilvl w:val="0"/>
-          <w:numId w:val="1014"/>
+          <w:numId w:val="1018"/>
         </w:numPr>
       </w:pPr>
       <w:r>
@@ -1798,7 +1528,7 @@
         <w:pStyle w:val="Compact"/>
         <w:numPr>
           <w:ilvl w:val="0"/>
-          <w:numId w:val="1015"/>
+          <w:numId w:val="1019"/>
         </w:numPr>
       </w:pPr>
       <w:r>
@@ -1810,7 +1540,7 @@
         <w:pStyle w:val="Compact"/>
         <w:numPr>
           <w:ilvl w:val="0"/>
-          <w:numId w:val="1016"/>
+          <w:numId w:val="1020"/>
         </w:numPr>
       </w:pPr>
       <w:r>
@@ -1822,7 +1552,7 @@
         <w:pStyle w:val="Compact"/>
         <w:numPr>
           <w:ilvl w:val="0"/>
-          <w:numId w:val="1017"/>
+          <w:numId w:val="1021"/>
         </w:numPr>
       </w:pPr>
       <w:r>
@@ -1841,28 +1571,38 @@
     </w:p>
     <w:p>
       <w:pPr>
-        <w:pStyle w:val="FirstParagraph"/>
-      </w:pPr>
-      <w:r>
-        <w:t xml:space="preserve">For questions about GDPR compliance of this automation:</w:t>
-      </w:r>
-      <w:r>
-        <w:t xml:space="preserve"> </w:t>
-      </w:r>
-      <w:r>
-        <w:t xml:space="preserve">- Data Protection Officer: dpo@yourbank.com</w:t>
-      </w:r>
-      <w:r>
-        <w:t xml:space="preserve"> </w:t>
-      </w:r>
-      <w:r>
-        <w:t xml:space="preserve">- Platform Engineering: platform@yourbank.com</w:t>
-      </w:r>
-      <w:r>
-        <w:t xml:space="preserve"> </w:t>
-      </w:r>
-      <w:r>
-        <w:t xml:space="preserve">- Security Team: security@yourbank.com</w:t>
+        <w:pStyle w:val="Compact"/>
+        <w:numPr>
+          <w:ilvl w:val="0"/>
+          <w:numId w:val="1022"/>
+        </w:numPr>
+      </w:pPr>
+      <w:r>
+        <w:t xml:space="preserve">Data Protection Officer: dpo@yourbank.com</w:t>
+      </w:r>
+    </w:p>
+    <w:p>
+      <w:pPr>
+        <w:pStyle w:val="Compact"/>
+        <w:numPr>
+          <w:ilvl w:val="0"/>
+          <w:numId w:val="1022"/>
+        </w:numPr>
+      </w:pPr>
+      <w:r>
+        <w:t xml:space="preserve">Platform Engineering: platform@yourbank.com</w:t>
+      </w:r>
+    </w:p>
+    <w:p>
+      <w:pPr>
+        <w:pStyle w:val="Compact"/>
+        <w:numPr>
+          <w:ilvl w:val="0"/>
+          <w:numId w:val="1022"/>
+        </w:numPr>
+      </w:pPr>
+      <w:r>
+        <w:t xml:space="preserve">Security Team: security@yourbank.com</w:t>
       </w:r>
     </w:p>
     <w:p>
@@ -1890,7 +1630,7 @@
         <w:t xml:space="preserve">1.0</w:t>
       </w:r>
       <w:r>
-        <w:br/>
+        <w:t xml:space="preserve"> </w:t>
       </w:r>
       <w:r>
         <w:rPr>
@@ -1906,7 +1646,7 @@
         <w:t xml:space="preserve">2026-05-14</w:t>
       </w:r>
       <w:r>
-        <w:br/>
+        <w:t xml:space="preserve"> </w:t>
       </w:r>
       <w:r>
         <w:rPr>
@@ -1922,7 +1662,7 @@
         <w:t xml:space="preserve">2027-05-14</w:t>
       </w:r>
       <w:r>
-        <w:br/>
+        <w:t xml:space="preserve"> </w:t>
       </w:r>
       <w:r>
         <w:rPr>
@@ -2319,16 +2059,16 @@
     <w:abstractNumId w:val="991"/>
   </w:num>
   <w:num w:numId="1004">
-    <w:abstractNumId w:val="993"/>
+    <w:abstractNumId w:val="991"/>
   </w:num>
   <w:num w:numId="1005">
-    <w:abstractNumId w:val="993"/>
+    <w:abstractNumId w:val="991"/>
   </w:num>
   <w:num w:numId="1006">
-    <w:abstractNumId w:val="993"/>
+    <w:abstractNumId w:val="991"/>
   </w:num>
   <w:num w:numId="1007">
-    <w:abstractNumId w:val="993"/>
+    <w:abstractNumId w:val="991"/>
   </w:num>
   <w:num w:numId="1008">
     <w:abstractNumId w:val="993"/>
@@ -2358,7 +2098,22 @@
     <w:abstractNumId w:val="993"/>
   </w:num>
   <w:num w:numId="1017">
+    <w:abstractNumId w:val="993"/>
+  </w:num>
+  <w:num w:numId="1018">
+    <w:abstractNumId w:val="993"/>
+  </w:num>
+  <w:num w:numId="1019">
+    <w:abstractNumId w:val="993"/>
+  </w:num>
+  <w:num w:numId="1020">
+    <w:abstractNumId w:val="993"/>
+  </w:num>
+  <w:num w:numId="1021">
     <w:abstractNumId w:val="992"/>
+  </w:num>
+  <w:num w:numId="1022">
+    <w:abstractNumId w:val="991"/>
   </w:num>
 </w:numbering>
 </file>
